--- a/eng/docx/010.content.docx
+++ b/eng/docx/010.content.docx
@@ -19,7 +19,7 @@
         <w:rPr>
           <w:lang w:val="en_US" w:bidi="en_US"/>
         </w:rPr>
-        <w:t>Resource: Study Notes - Profiles (Tyndale)</w:t>
+        <w:t>Resource: Tyndale Open Study Notes</w:t>
       </w:r>
       <w:r>
         <w:rPr>
@@ -112,7 +112,7 @@
         <w:rPr>
           <w:lang w:val="en_US" w:bidi="en_US"/>
         </w:rPr>
-        <w:t>Study Notes - Profiles (Tyndale)</w:t>
+        <w:t>Tyndale Open Study Notes</w:t>
       </w:r>
     </w:p>
     <w:p>
@@ -150,26 +150,6 @@
           <w:lang w:val="en_US" w:bidi="en_US"/>
         </w:rPr>
         <w:t>L</w:t>
-      </w:r>
-      <w:r>
-        <w:rPr>
-          <w:lang w:val="en_US" w:bidi="en_US"/>
-        </w:rPr>
-      </w:r>
-    </w:p>
-    <w:p>
-      <w:pPr/>
-      <w:r>
-        <w:rPr>
-          <w:lang w:val="en_US" w:bidi="en_US"/>
-        </w:rPr>
-      </w:r>
-      <w:r>
-        <w:rPr>
-          <w:i/>
-          <w:lang w:val="en_US" w:bidi="en_US"/>
-        </w:rPr>
-        <w:t>Leah, Lot, Luke</w:t>
       </w:r>
       <w:r>
         <w:rPr>

--- a/eng/docx/010.content.docx
+++ b/eng/docx/010.content.docx
@@ -1335,7 +1335,7 @@
         <w:rPr>
           <w:lang w:val="en_US" w:bidi="en_US"/>
         </w:rPr>
-        <w:t>Luke was a gentile (non-Jewish) doctor who became a Christian and a trusted helper of Paul in his missions. He wrote both the Gospel of Luke and the Acts of the Apostles, which make up about one-quarter of the New Testament.</w:t>
+        <w:t>Luke was a Gentile (non-Jewish) doctor who became a Christian and a trusted helper of Paul in his missions. He wrote both the Gospel of Luke and the Acts of the Apostles, which make up about one-quarter of the New Testament.</w:t>
       </w:r>
     </w:p>
     <w:p>
@@ -1417,7 +1417,7 @@
         <w:rPr>
           <w:lang w:val="en_US" w:bidi="en_US"/>
         </w:rPr>
-        <w:t xml:space="preserve">During Paul's last trip to Jerusalem, Luke likely gathered information for his Gospel and the early part of the book of Acts. He interviewed people in Judea while Paul was imprisoned there for two years. Luke spoke with those who heard and saw Jesus and studied what others had written about him. He then wrote his own detailed account of Jesus's life and teachings (see </w:t>
+        <w:t xml:space="preserve">During Paul's last trip to Jerusalem, Luke likely gathered information for his Gospel and the early part of the book of Acts. He interviewed people in Judea while Paul was imprisoned there for two years. Luke spoke with those who heard and saw Jesus and studied what others had written about him. He then wrote his own detailed account of the life and teachings of Jesus (see </w:t>
       </w:r>
       <w:hyperlink r:id="rId55">
         <w:r>
@@ -1535,7 +1535,7 @@
         <w:rPr>
           <w:lang w:val="en_US" w:bidi="en_US"/>
         </w:rPr>
-        <w:t>We owe Luke for many unique passages. These include his account of Jesus’s birth, descriptions of Jesus’s ministry to women, and many words about Jesus caring for the poor. He also provides the only comprehensive account of the first thirty years of Christian missionary activity, all carefully documented. Through Luke’s writings, we gain a deeper appreciation of the crucial work of the Holy Spirit in the ministry of Jesus and the early missionaries.</w:t>
+        <w:t>We owe Luke for many unique passages. These include Luke's account of the birth of Jesus, descriptions of Jesus ministering to women, and many words about Jesus caring for the poor. He also provides the only comprehensive account of the first thirty years of Christian missionary activity, all carefully documented. Through Luke’s writings, we gain a deeper appreciation of the crucial work of the Holy Spirit in the ministry of Jesus and the early missionaries.</w:t>
       </w:r>
     </w:p>
     <w:p>
